--- a/Шаблон ФиЛП.docx
+++ b/Шаблон ФиЛП.docx
@@ -6,35 +6,57 @@
       <w:pPr>
         <w:jc w:val="right"/>
         <w:rPr>
+          <w:rFonts w:ascii="Times New Roman" w:hAnsi="Times New Roman" w:cs="Times New Roman"/>
+          <w:sz w:val="28"/>
+          <w:szCs w:val="28"/>
           <w:lang w:val="en-US"/>
         </w:rPr>
       </w:pPr>
       <w:r>
         <w:rPr>
+          <w:rFonts w:ascii="Times New Roman" w:hAnsi="Times New Roman" w:cs="Times New Roman"/>
+          <w:sz w:val="28"/>
+          <w:szCs w:val="28"/>
           <w:lang w:val="en-US"/>
         </w:rPr>
         <w:t>{</w:t>
       </w:r>
-      <w:r>
-        <w:rPr>
+      <w:proofErr w:type="spellStart"/>
+      <w:r>
+        <w:rPr>
+          <w:rFonts w:ascii="Times New Roman" w:hAnsi="Times New Roman" w:cs="Times New Roman"/>
+          <w:sz w:val="28"/>
+          <w:szCs w:val="28"/>
           <w:lang w:val="en-US"/>
         </w:rPr>
         <w:t>recipient_post</w:t>
       </w:r>
-      <w:r>
-        <w:rPr>
+      <w:proofErr w:type="spellEnd"/>
+      <w:r>
+        <w:rPr>
+          <w:rFonts w:ascii="Times New Roman" w:hAnsi="Times New Roman" w:cs="Times New Roman"/>
+          <w:sz w:val="28"/>
+          <w:szCs w:val="28"/>
           <w:lang w:val="en-US"/>
         </w:rPr>
         <w:t>} {</w:t>
       </w:r>
-      <w:r>
-        <w:rPr>
+      <w:proofErr w:type="spellStart"/>
+      <w:r>
+        <w:rPr>
+          <w:rFonts w:ascii="Times New Roman" w:hAnsi="Times New Roman" w:cs="Times New Roman"/>
+          <w:sz w:val="28"/>
+          <w:szCs w:val="28"/>
           <w:lang w:val="en-US"/>
         </w:rPr>
         <w:t>recipient_name</w:t>
       </w:r>
-      <w:r>
-        <w:rPr>
+      <w:proofErr w:type="spellEnd"/>
+      <w:r>
+        <w:rPr>
+          <w:rFonts w:ascii="Times New Roman" w:hAnsi="Times New Roman" w:cs="Times New Roman"/>
+          <w:sz w:val="28"/>
+          <w:szCs w:val="28"/>
           <w:lang w:val="en-US"/>
         </w:rPr>
         <w:t>}</w:t>
@@ -44,15 +66,17 @@
       <w:pPr>
         <w:jc w:val="center"/>
         <w:rPr>
-          <w:sz w:val="28"/>
-          <w:szCs w:val="28"/>
+          <w:rFonts w:ascii="Times New Roman" w:hAnsi="Times New Roman" w:cs="Times New Roman"/>
+          <w:sz w:val="36"/>
+          <w:szCs w:val="36"/>
           <w:lang w:val="en-US"/>
         </w:rPr>
       </w:pPr>
       <w:r>
         <w:rPr>
-          <w:sz w:val="28"/>
-          <w:szCs w:val="28"/>
+          <w:rFonts w:ascii="Times New Roman" w:hAnsi="Times New Roman" w:cs="Times New Roman"/>
+          <w:sz w:val="36"/>
+          <w:szCs w:val="36"/>
         </w:rPr>
         <w:t>Заявление</w:t>
       </w:r>
@@ -61,6 +85,7 @@
       <w:pPr>
         <w:ind w:firstLine="708"/>
         <w:rPr>
+          <w:rFonts w:ascii="Times New Roman" w:hAnsi="Times New Roman" w:cs="Times New Roman"/>
           <w:sz w:val="28"/>
           <w:szCs w:val="28"/>
           <w:lang w:val="en-US"/>
@@ -68,16 +93,38 @@
       </w:pPr>
       <w:r>
         <w:rPr>
-          <w:sz w:val="28"/>
-          <w:szCs w:val="28"/>
-          <w:lang w:val="en-US"/>
-        </w:rPr>
-        <w:t>{letter_body}</w:t>
+          <w:rFonts w:ascii="Times New Roman" w:hAnsi="Times New Roman" w:cs="Times New Roman"/>
+          <w:sz w:val="28"/>
+          <w:szCs w:val="28"/>
+          <w:lang w:val="en-US"/>
+        </w:rPr>
+        <w:t>{</w:t>
+      </w:r>
+      <w:proofErr w:type="spellStart"/>
+      <w:r>
+        <w:rPr>
+          <w:rFonts w:ascii="Times New Roman" w:hAnsi="Times New Roman" w:cs="Times New Roman"/>
+          <w:sz w:val="28"/>
+          <w:szCs w:val="28"/>
+          <w:lang w:val="en-US"/>
+        </w:rPr>
+        <w:t>letter_body</w:t>
+      </w:r>
+      <w:proofErr w:type="spellEnd"/>
+      <w:r>
+        <w:rPr>
+          <w:rFonts w:ascii="Times New Roman" w:hAnsi="Times New Roman" w:cs="Times New Roman"/>
+          <w:sz w:val="28"/>
+          <w:szCs w:val="28"/>
+          <w:lang w:val="en-US"/>
+        </w:rPr>
+        <w:t>}</w:t>
       </w:r>
     </w:p>
     <w:p>
       <w:pPr>
         <w:rPr>
+          <w:rFonts w:ascii="Times New Roman" w:hAnsi="Times New Roman" w:cs="Times New Roman"/>
           <w:sz w:val="28"/>
           <w:szCs w:val="28"/>
           <w:lang w:val="en-US"/>
@@ -88,11 +135,15 @@
       <w:pPr>
         <w:ind w:firstLine="708"/>
         <w:rPr>
+          <w:rFonts w:ascii="Times New Roman" w:hAnsi="Times New Roman" w:cs="Times New Roman"/>
+          <w:sz w:val="28"/>
+          <w:szCs w:val="28"/>
           <w:lang w:val="en-US"/>
         </w:rPr>
       </w:pPr>
       <w:r>
         <w:rPr>
+          <w:rFonts w:ascii="Times New Roman" w:hAnsi="Times New Roman" w:cs="Times New Roman"/>
           <w:sz w:val="28"/>
           <w:szCs w:val="28"/>
         </w:rPr>
@@ -100,6 +151,7 @@
       </w:r>
       <w:r>
         <w:rPr>
+          <w:rFonts w:ascii="Times New Roman" w:hAnsi="Times New Roman" w:cs="Times New Roman"/>
           <w:sz w:val="28"/>
           <w:szCs w:val="28"/>
           <w:lang w:val="en-US"/>
@@ -108,6 +160,7 @@
       </w:r>
       <w:r>
         <w:rPr>
+          <w:rFonts w:ascii="Times New Roman" w:hAnsi="Times New Roman" w:cs="Times New Roman"/>
           <w:sz w:val="28"/>
           <w:szCs w:val="28"/>
         </w:rPr>
@@ -115,6 +168,7 @@
       </w:r>
       <w:r>
         <w:rPr>
+          <w:rFonts w:ascii="Times New Roman" w:hAnsi="Times New Roman" w:cs="Times New Roman"/>
           <w:sz w:val="28"/>
           <w:szCs w:val="28"/>
         </w:rPr>
@@ -122,6 +176,7 @@
       </w:r>
       <w:r>
         <w:rPr>
+          <w:rFonts w:ascii="Times New Roman" w:hAnsi="Times New Roman" w:cs="Times New Roman"/>
           <w:sz w:val="28"/>
           <w:szCs w:val="28"/>
         </w:rPr>
@@ -129,6 +184,7 @@
       </w:r>
       <w:r>
         <w:rPr>
+          <w:rFonts w:ascii="Times New Roman" w:hAnsi="Times New Roman" w:cs="Times New Roman"/>
           <w:sz w:val="28"/>
           <w:szCs w:val="28"/>
         </w:rPr>
@@ -136,6 +192,7 @@
       </w:r>
       <w:r>
         <w:rPr>
+          <w:rFonts w:ascii="Times New Roman" w:hAnsi="Times New Roman" w:cs="Times New Roman"/>
           <w:sz w:val="28"/>
           <w:szCs w:val="28"/>
         </w:rPr>
@@ -143,6 +200,7 @@
       </w:r>
       <w:r>
         <w:rPr>
+          <w:rFonts w:ascii="Times New Roman" w:hAnsi="Times New Roman" w:cs="Times New Roman"/>
           <w:sz w:val="28"/>
           <w:szCs w:val="28"/>
           <w:lang w:val="en-US"/>
@@ -151,6 +209,7 @@
       </w:r>
       <w:r>
         <w:rPr>
+          <w:rFonts w:ascii="Times New Roman" w:hAnsi="Times New Roman" w:cs="Times New Roman"/>
           <w:sz w:val="28"/>
           <w:szCs w:val="28"/>
           <w:lang w:val="en-US"/>
@@ -159,23 +218,39 @@
       </w:r>
       <w:r>
         <w:rPr>
+          <w:rFonts w:ascii="Times New Roman" w:hAnsi="Times New Roman" w:cs="Times New Roman"/>
+          <w:sz w:val="28"/>
+          <w:szCs w:val="28"/>
           <w:lang w:val="en-US"/>
         </w:rPr>
         <w:t>{</w:t>
       </w:r>
-      <w:r>
-        <w:rPr>
+      <w:proofErr w:type="spellStart"/>
+      <w:r>
+        <w:rPr>
+          <w:rFonts w:ascii="Times New Roman" w:hAnsi="Times New Roman" w:cs="Times New Roman"/>
+          <w:sz w:val="28"/>
+          <w:szCs w:val="28"/>
           <w:lang w:val="en-US"/>
         </w:rPr>
         <w:t>sender_name</w:t>
       </w:r>
-      <w:r>
-        <w:rPr>
+      <w:proofErr w:type="spellEnd"/>
+      <w:r>
+        <w:rPr>
+          <w:rFonts w:ascii="Times New Roman" w:hAnsi="Times New Roman" w:cs="Times New Roman"/>
+          <w:sz w:val="28"/>
+          <w:szCs w:val="28"/>
           <w:lang w:val="en-US"/>
         </w:rPr>
         <w:t>}</w:t>
       </w:r>
       <w:r>
+        <w:rPr>
+          <w:rFonts w:ascii="Times New Roman" w:hAnsi="Times New Roman" w:cs="Times New Roman"/>
+          <w:sz w:val="28"/>
+          <w:szCs w:val="28"/>
+        </w:rPr>
         <w:t xml:space="preserve"> / </w:t>
       </w:r>
     </w:p>
